--- a/spa/docx/62.content.docx
+++ b/spa/docx/62.content.docx
@@ -19,7 +19,7 @@
         <w:rPr>
           <w:lang w:val="es_ES" w:bidi="es_ES"/>
         </w:rPr>
-        <w:t>Resource: Notas de Estudio - Introducciones a los Libros (Tyndale)</w:t>
+        <w:t>Resource: Tyndale Open Study Notes</w:t>
       </w:r>
       <w:r>
         <w:rPr>
@@ -112,7 +112,7 @@
         <w:rPr>
           <w:lang w:val="es_ES" w:bidi="es_ES"/>
         </w:rPr>
-        <w:t>Notas de Estudio - Introducciones a los Libros (Tyndale)</w:t>
+        <w:t>Tyndale Open Study Notes</w:t>
       </w:r>
     </w:p>
     <w:p>

--- a/spa/docx/62.content.docx
+++ b/spa/docx/62.content.docx
@@ -19,7 +19,7 @@
         <w:rPr>
           <w:lang w:val="es_ES" w:bidi="es_ES"/>
         </w:rPr>
-        <w:t>Resource: Tyndale Open Study Notes</w:t>
+        <w:t>Resource: Aquifer Open Study Notes (Book Intros)</w:t>
       </w:r>
       <w:r>
         <w:rPr>
@@ -112,7 +112,7 @@
         <w:rPr>
           <w:lang w:val="es_ES" w:bidi="es_ES"/>
         </w:rPr>
-        <w:t>Tyndale Open Study Notes</w:t>
+        <w:t>Aquifer Open Study Notes (Book Intros)</w:t>
       </w:r>
     </w:p>
     <w:p>

--- a/spa/docx/62.content.docx
+++ b/spa/docx/62.content.docx
@@ -272,18 +272,12 @@
         </w:rPr>
         <w:t xml:space="preserve">Poco después de esto, algunos miembros de la comunidad cristiana se separaron para formar un grupo rival. Estos rivales eran una facción herética que promovía enseñanzas sobre Jesucristo que contradecían las enseñanzas de los apóstoles. Estas enseñanzas más tarde caracterizaron al gnosticismo, como negar que Jesús era Dios encarnado (ver </w:t>
       </w:r>
-      <w:hyperlink r:id="rId13">
-        <w:r>
-          <w:rPr>
-            <w:lang w:val="es_ES" w:bidi="es_ES"/>
-          </w:rPr>
-          <w:rPr>
-            <w:color w:val="0000EE"/>
-            <w:u w:val="single"/>
-          </w:rPr>
-          <w:t>4:1–3</w:t>
-        </w:r>
-      </w:hyperlink>
+      <w:r>
+        <w:rPr>
+          <w:lang w:val="es_ES" w:bidi="es_ES"/>
+        </w:rPr>
+        <w:t>4:1–3</w:t>
+      </w:r>
       <w:r>
         <w:rPr>
           <w:lang w:val="es_ES" w:bidi="es_ES"/>
@@ -304,18 +298,12 @@
         </w:rPr>
         <w:t>Al abandonar la comunión de los apóstoles, estos rivales demostraron que no pertenecían genuinamente a la familia de Dios (</w:t>
       </w:r>
-      <w:hyperlink r:id="rId14">
-        <w:r>
-          <w:rPr>
-            <w:lang w:val="es_ES" w:bidi="es_ES"/>
-          </w:rPr>
-          <w:rPr>
-            <w:color w:val="0000EE"/>
-            <w:u w:val="single"/>
-          </w:rPr>
-          <w:t>2:18–19</w:t>
-        </w:r>
-      </w:hyperlink>
+      <w:r>
+        <w:rPr>
+          <w:lang w:val="es_ES" w:bidi="es_ES"/>
+        </w:rPr>
+        <w:t>2:18–19</w:t>
+      </w:r>
       <w:r>
         <w:rPr>
           <w:lang w:val="es_ES" w:bidi="es_ES"/>
@@ -336,18 +324,12 @@
         </w:rPr>
         <w:t xml:space="preserve">Juan podría haber confrontado específicamente la forma de herejía promovida por Cerinto, quien era un líder de un grupo de cristianos con tendencias gnósticas. Cerinto enseñaba que Jesús no nació de una virgen, sino que era un ser humano normal nacido de José y María y simplemente era más justo, prudente y sabio que otros hombres. También enseñaba que en el bautismo de Jesús, "el Cristo" descendió sobre él en forma de paloma desde el eterno Padre. "El Cristo" entonces proclamó al Padre desconocido y realizó milagros. Finalmente, "el Cristo" se apartó del Hombre "Jesús", y luego Jesús (pero no "el Cristo") sufrió y murió. "El Cristo" permaneció intacto, ya que era un ser espiritual. Juan podría estar refutando explícitamente la herejía de Cerinto o sus seguidores en </w:t>
       </w:r>
-      <w:hyperlink r:id="rId15">
-        <w:r>
-          <w:rPr>
-            <w:lang w:val="es_ES" w:bidi="es_ES"/>
-          </w:rPr>
-          <w:rPr>
-            <w:color w:val="0000EE"/>
-            <w:u w:val="single"/>
-          </w:rPr>
-          <w:t>5:5–8</w:t>
-        </w:r>
-      </w:hyperlink>
+      <w:r>
+        <w:rPr>
+          <w:lang w:val="es_ES" w:bidi="es_ES"/>
+        </w:rPr>
+        <w:t>5:5–8</w:t>
+      </w:r>
       <w:r>
         <w:rPr>
           <w:lang w:val="es_ES" w:bidi="es_ES"/>
@@ -368,18 +350,12 @@
         </w:rPr>
         <w:t xml:space="preserve">Esta primera carta fue enviada a las iglesias bajo el cuidado de Juan (incluyendo las iglesias mencionadas en </w:t>
       </w:r>
-      <w:hyperlink r:id="rId16">
-        <w:r>
-          <w:rPr>
-            <w:lang w:val="es_ES" w:bidi="es_ES"/>
-          </w:rPr>
-          <w:rPr>
-            <w:color w:val="0000EE"/>
-            <w:u w:val="single"/>
-          </w:rPr>
-          <w:t>Apocalipsis 1:11</w:t>
-        </w:r>
-      </w:hyperlink>
+      <w:r>
+        <w:rPr>
+          <w:lang w:val="es_ES" w:bidi="es_ES"/>
+        </w:rPr>
+        <w:t>Apocalipsis 1:11</w:t>
+      </w:r>
       <w:r>
         <w:rPr>
           <w:lang w:val="es_ES" w:bidi="es_ES"/>
@@ -584,36 +560,24 @@
         </w:rPr>
         <w:t xml:space="preserve">Algunos eruditos han sugerido que un anciano cristiano llamado Juan, pero no el apóstol, fue el autor de 1–3 Juan (ver </w:t>
       </w:r>
-      <w:hyperlink r:id="rId17">
-        <w:r>
-          <w:rPr>
-            <w:lang w:val="es_ES" w:bidi="es_ES"/>
-          </w:rPr>
-          <w:rPr>
-            <w:color w:val="0000EE"/>
-            <w:u w:val="single"/>
-          </w:rPr>
-          <w:t>2 Juan 1:1,</w:t>
-        </w:r>
-      </w:hyperlink>
+      <w:r>
+        <w:rPr>
+          <w:lang w:val="es_ES" w:bidi="es_ES"/>
+        </w:rPr>
+        <w:t>2 Juan 1:1,</w:t>
+      </w:r>
       <w:r>
         <w:rPr>
           <w:lang w:val="es_ES" w:bidi="es_ES"/>
         </w:rPr>
         <w:t xml:space="preserve"> </w:t>
       </w:r>
-      <w:hyperlink r:id="rId18">
-        <w:r>
-          <w:rPr>
-            <w:lang w:val="es_ES" w:bidi="es_ES"/>
-          </w:rPr>
-          <w:rPr>
-            <w:color w:val="0000EE"/>
-            <w:u w:val="single"/>
-          </w:rPr>
-          <w:t>3 Juan 1:1</w:t>
-        </w:r>
-      </w:hyperlink>
+      <w:r>
+        <w:rPr>
+          <w:lang w:val="es_ES" w:bidi="es_ES"/>
+        </w:rPr>
+        <w:t>3 Juan 1:1</w:t>
+      </w:r>
       <w:r>
         <w:rPr>
           <w:lang w:val="es_ES" w:bidi="es_ES"/>
@@ -701,162 +665,108 @@
         </w:rPr>
         <w:t>La mayoría de los eruditos evangélicos consideran que Juan el apóstol y Juan el anciano son la misma persona. El estilo de escritura del Evangelio de Juan es inconfundiblemente similar al de estas tres cartas. El apóstol Juan fue un testigo ocular de Jesús y uno de los primeros en seguirlo. En el Evangelio de Juan, se le llama “el que Jesús amaba” (</w:t>
       </w:r>
-      <w:hyperlink r:id="rId19">
-        <w:r>
-          <w:rPr>
-            <w:lang w:val="es_ES" w:bidi="es_ES"/>
-          </w:rPr>
-          <w:rPr>
-            <w:color w:val="0000EE"/>
-            <w:u w:val="single"/>
-          </w:rPr>
-          <w:t>Juan 13:23,</w:t>
-        </w:r>
-      </w:hyperlink>
+      <w:r>
+        <w:rPr>
+          <w:lang w:val="es_ES" w:bidi="es_ES"/>
+        </w:rPr>
+        <w:t>Juan 13:23,</w:t>
+      </w:r>
       <w:r>
         <w:rPr>
           <w:lang w:val="es_ES" w:bidi="es_ES"/>
         </w:rPr>
         <w:t xml:space="preserve"> </w:t>
       </w:r>
-      <w:hyperlink r:id="rId20">
-        <w:r>
-          <w:rPr>
-            <w:lang w:val="es_ES" w:bidi="es_ES"/>
-          </w:rPr>
-          <w:rPr>
-            <w:color w:val="0000EE"/>
-            <w:u w:val="single"/>
-          </w:rPr>
-          <w:t>19:26,</w:t>
-        </w:r>
-      </w:hyperlink>
+      <w:r>
+        <w:rPr>
+          <w:lang w:val="es_ES" w:bidi="es_ES"/>
+        </w:rPr>
+        <w:t>19:26,</w:t>
+      </w:r>
       <w:r>
         <w:rPr>
           <w:lang w:val="es_ES" w:bidi="es_ES"/>
         </w:rPr>
         <w:t xml:space="preserve"> </w:t>
       </w:r>
-      <w:hyperlink r:id="rId21">
-        <w:r>
-          <w:rPr>
-            <w:lang w:val="es_ES" w:bidi="es_ES"/>
-          </w:rPr>
-          <w:rPr>
-            <w:color w:val="0000EE"/>
-            <w:u w:val="single"/>
-          </w:rPr>
-          <w:t>20:2,</w:t>
-        </w:r>
-      </w:hyperlink>
+      <w:r>
+        <w:rPr>
+          <w:lang w:val="es_ES" w:bidi="es_ES"/>
+        </w:rPr>
+        <w:t>20:2,</w:t>
+      </w:r>
       <w:r>
         <w:rPr>
           <w:lang w:val="es_ES" w:bidi="es_ES"/>
         </w:rPr>
         <w:t xml:space="preserve"> </w:t>
       </w:r>
-      <w:hyperlink r:id="rId22">
-        <w:r>
-          <w:rPr>
-            <w:lang w:val="es_ES" w:bidi="es_ES"/>
-          </w:rPr>
-          <w:rPr>
-            <w:color w:val="0000EE"/>
-            <w:u w:val="single"/>
-          </w:rPr>
-          <w:t>21:7</w:t>
-        </w:r>
-      </w:hyperlink>
+      <w:r>
+        <w:rPr>
+          <w:lang w:val="es_ES" w:bidi="es_ES"/>
+        </w:rPr>
+        <w:t>21:7</w:t>
+      </w:r>
       <w:r>
         <w:rPr>
           <w:lang w:val="es_ES" w:bidi="es_ES"/>
         </w:rPr>
         <w:t>,</w:t>
       </w:r>
-      <w:hyperlink r:id="rId23">
-        <w:r>
-          <w:rPr>
-            <w:lang w:val="es_ES" w:bidi="es_ES"/>
-          </w:rPr>
-          <w:rPr>
-            <w:color w:val="0000EE"/>
-            <w:u w:val="single"/>
-          </w:rPr>
-          <w:t>20</w:t>
-        </w:r>
-      </w:hyperlink>
+      <w:r>
+        <w:rPr>
+          <w:lang w:val="es_ES" w:bidi="es_ES"/>
+        </w:rPr>
+        <w:t>20</w:t>
+      </w:r>
       <w:r>
         <w:rPr>
           <w:lang w:val="es_ES" w:bidi="es_ES"/>
         </w:rPr>
         <w:t xml:space="preserve">). Fue uno de los doce discípulos y un amigo muy cercano a Jesús. La afirmación del autor de ser un testigo ocular es tan contundente en las cartas (ver </w:t>
       </w:r>
-      <w:hyperlink r:id="rId24">
-        <w:r>
-          <w:rPr>
-            <w:lang w:val="es_ES" w:bidi="es_ES"/>
-          </w:rPr>
-          <w:rPr>
-            <w:color w:val="0000EE"/>
-            <w:u w:val="single"/>
-          </w:rPr>
-          <w:t>1 Juan 1:1–4</w:t>
-        </w:r>
-      </w:hyperlink>
+      <w:r>
+        <w:rPr>
+          <w:lang w:val="es_ES" w:bidi="es_ES"/>
+        </w:rPr>
+        <w:t>1 Juan 1:1–4</w:t>
+      </w:r>
       <w:r>
         <w:rPr>
           <w:lang w:val="es_ES" w:bidi="es_ES"/>
         </w:rPr>
         <w:t>) como lo es en el Evangelio (</w:t>
       </w:r>
-      <w:hyperlink r:id="rId25">
-        <w:r>
-          <w:rPr>
-            <w:lang w:val="es_ES" w:bidi="es_ES"/>
-          </w:rPr>
-          <w:rPr>
-            <w:color w:val="0000EE"/>
-            <w:u w:val="single"/>
-          </w:rPr>
-          <w:t>Juan 1:14,</w:t>
-        </w:r>
-      </w:hyperlink>
+      <w:r>
+        <w:rPr>
+          <w:lang w:val="es_ES" w:bidi="es_ES"/>
+        </w:rPr>
+        <w:t>Juan 1:14,</w:t>
+      </w:r>
       <w:r>
         <w:rPr>
           <w:lang w:val="es_ES" w:bidi="es_ES"/>
         </w:rPr>
         <w:t xml:space="preserve"> </w:t>
       </w:r>
-      <w:hyperlink r:id="rId26">
-        <w:r>
-          <w:rPr>
-            <w:lang w:val="es_ES" w:bidi="es_ES"/>
-          </w:rPr>
-          <w:rPr>
-            <w:color w:val="0000EE"/>
-            <w:u w:val="single"/>
-          </w:rPr>
-          <w:t>19:35</w:t>
-        </w:r>
-      </w:hyperlink>
+      <w:r>
+        <w:rPr>
+          <w:lang w:val="es_ES" w:bidi="es_ES"/>
+        </w:rPr>
+        <w:t>19:35</w:t>
+      </w:r>
       <w:r>
         <w:rPr>
           <w:lang w:val="es_ES" w:bidi="es_ES"/>
         </w:rPr>
         <w:t>). El autor de 1 Juan asegura haber oído, visto y tocado personalmente al Verbo eterno hecho carne (</w:t>
       </w:r>
-      <w:hyperlink r:id="rId24">
-        <w:r>
-          <w:rPr>
-            <w:lang w:val="es_ES" w:bidi="es_ES"/>
-          </w:rPr>
-          <w:rPr>
-            <w:color w:val="0000EE"/>
-            <w:u w:val="single"/>
-          </w:rPr>
-          <w:t>1 Juan 1:1–4</w:t>
-        </w:r>
-      </w:hyperlink>
+      <w:r>
+        <w:rPr>
+          <w:lang w:val="es_ES" w:bidi="es_ES"/>
+        </w:rPr>
+        <w:t>1 Juan 1:1–4</w:t>
+      </w:r>
       <w:r>
         <w:rPr>
           <w:lang w:val="es_ES" w:bidi="es_ES"/>
@@ -888,108 +798,72 @@
         </w:rPr>
         <w:t>La primera carta de Juan naturalmente continúa los temas y enseñanzas presentes en su evangelio. El Evangelio de Juan muestra que la misión de Jesús era revelar a Dios el Padre y llevar a los creyentes a la unión con el Padre y el Hijo a través del Espíritu. La primera carta de Juan enfatiza cómo los cristianos experimentan a Dios en la vida diaria, lo cual se demuestra en sus relaciones con los otros miembros de la comunidad de la iglesia. Debemos mostrar nuestro amor por Dios amándonos unos a otros. Este mandato proviene directamente de Jesús (</w:t>
       </w:r>
-      <w:hyperlink r:id="rId27">
-        <w:r>
-          <w:rPr>
-            <w:lang w:val="es_ES" w:bidi="es_ES"/>
-          </w:rPr>
-          <w:rPr>
-            <w:color w:val="0000EE"/>
-            <w:u w:val="single"/>
-          </w:rPr>
-          <w:t>Juan 13:34,</w:t>
-        </w:r>
-      </w:hyperlink>
+      <w:r>
+        <w:rPr>
+          <w:lang w:val="es_ES" w:bidi="es_ES"/>
+        </w:rPr>
+        <w:t>Juan 13:34,</w:t>
+      </w:r>
       <w:r>
         <w:rPr>
           <w:lang w:val="es_ES" w:bidi="es_ES"/>
         </w:rPr>
         <w:t xml:space="preserve"> </w:t>
       </w:r>
-      <w:hyperlink r:id="rId28">
-        <w:r>
-          <w:rPr>
-            <w:lang w:val="es_ES" w:bidi="es_ES"/>
-          </w:rPr>
-          <w:rPr>
-            <w:color w:val="0000EE"/>
-            <w:u w:val="single"/>
-          </w:rPr>
-          <w:t>15:17</w:t>
-        </w:r>
-      </w:hyperlink>
+      <w:r>
+        <w:rPr>
+          <w:lang w:val="es_ES" w:bidi="es_ES"/>
+        </w:rPr>
+        <w:t>15:17</w:t>
+      </w:r>
       <w:r>
         <w:rPr>
           <w:lang w:val="es_ES" w:bidi="es_ES"/>
         </w:rPr>
         <w:t>), y Juan lo repite a menudo (</w:t>
       </w:r>
-      <w:hyperlink r:id="rId29">
-        <w:r>
-          <w:rPr>
-            <w:lang w:val="es_ES" w:bidi="es_ES"/>
-          </w:rPr>
-          <w:rPr>
-            <w:color w:val="0000EE"/>
-            <w:u w:val="single"/>
-          </w:rPr>
-          <w:t>1 Juan 2:7,</w:t>
-        </w:r>
-      </w:hyperlink>
+      <w:r>
+        <w:rPr>
+          <w:lang w:val="es_ES" w:bidi="es_ES"/>
+        </w:rPr>
+        <w:t>1 Juan 2:7,</w:t>
+      </w:r>
       <w:r>
         <w:rPr>
           <w:lang w:val="es_ES" w:bidi="es_ES"/>
         </w:rPr>
         <w:t xml:space="preserve"> </w:t>
       </w:r>
-      <w:hyperlink r:id="rId30">
-        <w:r>
-          <w:rPr>
-            <w:lang w:val="es_ES" w:bidi="es_ES"/>
-          </w:rPr>
-          <w:rPr>
-            <w:color w:val="0000EE"/>
-            <w:u w:val="single"/>
-          </w:rPr>
-          <w:t>3:11</w:t>
-        </w:r>
-      </w:hyperlink>
+      <w:r>
+        <w:rPr>
+          <w:lang w:val="es_ES" w:bidi="es_ES"/>
+        </w:rPr>
+        <w:t>3:11</w:t>
+      </w:r>
       <w:r>
         <w:rPr>
           <w:lang w:val="es_ES" w:bidi="es_ES"/>
         </w:rPr>
         <w:t xml:space="preserve">, </w:t>
       </w:r>
-      <w:hyperlink r:id="rId31">
-        <w:r>
-          <w:rPr>
-            <w:lang w:val="es_ES" w:bidi="es_ES"/>
-          </w:rPr>
-          <w:rPr>
-            <w:color w:val="0000EE"/>
-            <w:u w:val="single"/>
-          </w:rPr>
-          <w:t>23</w:t>
-        </w:r>
-      </w:hyperlink>
+      <w:r>
+        <w:rPr>
+          <w:lang w:val="es_ES" w:bidi="es_ES"/>
+        </w:rPr>
+        <w:t>23</w:t>
+      </w:r>
       <w:r>
         <w:rPr>
           <w:lang w:val="es_ES" w:bidi="es_ES"/>
         </w:rPr>
         <w:t xml:space="preserve">; </w:t>
       </w:r>
-      <w:hyperlink r:id="rId32">
-        <w:r>
-          <w:rPr>
-            <w:lang w:val="es_ES" w:bidi="es_ES"/>
-          </w:rPr>
-          <w:rPr>
-            <w:color w:val="0000EE"/>
-            <w:u w:val="single"/>
-          </w:rPr>
-          <w:t>2 Juan 1:5–6</w:t>
-        </w:r>
-      </w:hyperlink>
+      <w:r>
+        <w:rPr>
+          <w:lang w:val="es_ES" w:bidi="es_ES"/>
+        </w:rPr>
+        <w:t>2 Juan 1:5–6</w:t>
+      </w:r>
       <w:r>
         <w:rPr>
           <w:lang w:val="es_ES" w:bidi="es_ES"/>
